--- a/KHBD_Tin_học/Lớp_4/Tuần_08/KHBD_Tin_hoc_Lớp_4_Tiet07_Bai_4_Tim_kiem_thong_tin_tren_Internet_Tiet_1.docx
+++ b/KHBD_Tin_học/Lớp_4/Tuần_08/KHBD_Tin_hoc_Lớp_4_Tiet07_Bai_4_Tim_kiem_thong_tin_tren_Internet_Tiet_1.docx
@@ -35,10 +35,15 @@
               <w:spacing w:line="360" w:lineRule="auto" w:after="40"/>
               <w:jc w:val="left"/>
             </w:pPr>
-            <w:r/>
-            <w:r>
-              <w:rPr>
-                <w:rFonts w:ascii="Times New Roman" w:hAnsi="Times New Roman" w:eastAsia="Times New Roman"/>
+            <w:r>
+              <w:rPr>
+                <w:rFonts w:ascii="Times New Roman" w:hAnsi="Times New Roman" w:cs="Times New Roman"/>
+                <w:sz w:val="26"/>
+              </w:rPr>
+            </w:r>
+            <w:r>
+              <w:rPr>
+                <w:rFonts w:ascii="Times New Roman" w:hAnsi="Times New Roman" w:eastAsia="Times New Roman" w:cs="Times New Roman"/>
                 <w:b/>
                 <w:i w:val="0"/>
                 <w:sz w:val="26"/>
@@ -62,10 +67,15 @@
               <w:spacing w:line="360" w:lineRule="auto" w:after="40"/>
               <w:jc w:val="left"/>
             </w:pPr>
-            <w:r/>
-            <w:r>
-              <w:rPr>
-                <w:rFonts w:ascii="Times New Roman" w:hAnsi="Times New Roman" w:eastAsia="Times New Roman"/>
+            <w:r>
+              <w:rPr>
+                <w:rFonts w:ascii="Times New Roman" w:hAnsi="Times New Roman" w:cs="Times New Roman"/>
+                <w:sz w:val="26"/>
+              </w:rPr>
+            </w:r>
+            <w:r>
+              <w:rPr>
+                <w:rFonts w:ascii="Times New Roman" w:hAnsi="Times New Roman" w:eastAsia="Times New Roman" w:cs="Times New Roman"/>
                 <w:b w:val="0"/>
                 <w:i w:val="0"/>
                 <w:sz w:val="26"/>
@@ -91,10 +101,15 @@
               <w:spacing w:line="360" w:lineRule="auto" w:after="40"/>
               <w:jc w:val="left"/>
             </w:pPr>
-            <w:r/>
-            <w:r>
-              <w:rPr>
-                <w:rFonts w:ascii="Times New Roman" w:hAnsi="Times New Roman" w:eastAsia="Times New Roman"/>
+            <w:r>
+              <w:rPr>
+                <w:rFonts w:ascii="Times New Roman" w:hAnsi="Times New Roman" w:cs="Times New Roman"/>
+                <w:sz w:val="26"/>
+              </w:rPr>
+            </w:r>
+            <w:r>
+              <w:rPr>
+                <w:rFonts w:ascii="Times New Roman" w:hAnsi="Times New Roman" w:eastAsia="Times New Roman" w:cs="Times New Roman"/>
                 <w:b w:val="0"/>
                 <w:i w:val="0"/>
                 <w:sz w:val="26"/>
@@ -118,10 +133,15 @@
               <w:spacing w:line="360" w:lineRule="auto" w:after="40"/>
               <w:jc w:val="left"/>
             </w:pPr>
-            <w:r/>
-            <w:r>
-              <w:rPr>
-                <w:rFonts w:ascii="Times New Roman" w:hAnsi="Times New Roman" w:eastAsia="Times New Roman"/>
+            <w:r>
+              <w:rPr>
+                <w:rFonts w:ascii="Times New Roman" w:hAnsi="Times New Roman" w:cs="Times New Roman"/>
+                <w:sz w:val="26"/>
+              </w:rPr>
+            </w:r>
+            <w:r>
+              <w:rPr>
+                <w:rFonts w:ascii="Times New Roman" w:hAnsi="Times New Roman" w:eastAsia="Times New Roman" w:cs="Times New Roman"/>
                 <w:b w:val="0"/>
                 <w:i w:val="0"/>
                 <w:sz w:val="26"/>
@@ -136,7 +156,7 @@
             </w:pPr>
             <w:r>
               <w:rPr>
-                <w:rFonts w:ascii="Times New Roman" w:hAnsi="Times New Roman" w:eastAsia="Times New Roman"/>
+                <w:rFonts w:ascii="Times New Roman" w:hAnsi="Times New Roman" w:eastAsia="Times New Roman" w:cs="Times New Roman"/>
                 <w:b w:val="0"/>
                 <w:i w:val="0"/>
                 <w:sz w:val="26"/>
@@ -151,7 +171,7 @@
             </w:pPr>
             <w:r>
               <w:rPr>
-                <w:rFonts w:ascii="Times New Roman" w:hAnsi="Times New Roman" w:eastAsia="Times New Roman"/>
+                <w:rFonts w:ascii="Times New Roman" w:hAnsi="Times New Roman" w:eastAsia="Times New Roman" w:cs="Times New Roman"/>
                 <w:b w:val="0"/>
                 <w:i w:val="0"/>
                 <w:sz w:val="26"/>
@@ -169,10 +189,10 @@
       </w:pPr>
       <w:r>
         <w:rPr>
-          <w:rFonts w:ascii="Times New Roman" w:hAnsi="Times New Roman" w:eastAsia="Times New Roman"/>
+          <w:rFonts w:ascii="Times New Roman" w:hAnsi="Times New Roman" w:eastAsia="Times New Roman" w:cs="Times New Roman"/>
           <w:b/>
           <w:i w:val="0"/>
-          <w:sz w:val="28"/>
+          <w:sz w:val="26"/>
         </w:rPr>
         <w:t>KẾ HOẠCH DẠY HỌC MÔN TIN HỌC</w:t>
       </w:r>
@@ -184,7 +204,7 @@
       </w:pPr>
       <w:r>
         <w:rPr>
-          <w:rFonts w:ascii="Times New Roman" w:hAnsi="Times New Roman" w:eastAsia="Times New Roman"/>
+          <w:rFonts w:ascii="Times New Roman" w:hAnsi="Times New Roman" w:eastAsia="Times New Roman" w:cs="Times New Roman"/>
           <w:b/>
           <w:i w:val="0"/>
           <w:sz w:val="26"/>
@@ -206,7 +226,7 @@
       </w:pPr>
       <w:r>
         <w:rPr>
-          <w:rFonts w:ascii="Times New Roman" w:hAnsi="Times New Roman" w:eastAsia="Times New Roman"/>
+          <w:rFonts w:ascii="Times New Roman" w:hAnsi="Times New Roman" w:eastAsia="Times New Roman" w:cs="Times New Roman"/>
           <w:b/>
           <w:i w:val="0"/>
           <w:sz w:val="26"/>
@@ -222,7 +242,7 @@
       </w:pPr>
       <w:r>
         <w:rPr>
-          <w:rFonts w:ascii="Times New Roman" w:hAnsi="Times New Roman" w:eastAsia="Times New Roman"/>
+          <w:rFonts w:ascii="Times New Roman" w:hAnsi="Times New Roman" w:eastAsia="Times New Roman" w:cs="Times New Roman"/>
           <w:b w:val="0"/>
           <w:i w:val="0"/>
           <w:sz w:val="26"/>
@@ -238,7 +258,7 @@
       </w:pPr>
       <w:r>
         <w:rPr>
-          <w:rFonts w:ascii="Times New Roman" w:hAnsi="Times New Roman" w:eastAsia="Times New Roman"/>
+          <w:rFonts w:ascii="Times New Roman" w:hAnsi="Times New Roman" w:eastAsia="Times New Roman" w:cs="Times New Roman"/>
           <w:b w:val="0"/>
           <w:i w:val="0"/>
           <w:sz w:val="26"/>
@@ -254,7 +274,7 @@
       </w:pPr>
       <w:r>
         <w:rPr>
-          <w:rFonts w:ascii="Times New Roman" w:hAnsi="Times New Roman" w:eastAsia="Times New Roman"/>
+          <w:rFonts w:ascii="Times New Roman" w:hAnsi="Times New Roman" w:eastAsia="Times New Roman" w:cs="Times New Roman"/>
           <w:b w:val="0"/>
           <w:i w:val="0"/>
           <w:sz w:val="26"/>
@@ -270,7 +290,7 @@
       </w:pPr>
       <w:r>
         <w:rPr>
-          <w:rFonts w:ascii="Times New Roman" w:hAnsi="Times New Roman" w:eastAsia="Times New Roman"/>
+          <w:rFonts w:ascii="Times New Roman" w:hAnsi="Times New Roman" w:eastAsia="Times New Roman" w:cs="Times New Roman"/>
           <w:b/>
           <w:i w:val="0"/>
           <w:sz w:val="26"/>
@@ -286,13 +306,21 @@
       </w:pPr>
       <w:r>
         <w:rPr>
-          <w:rFonts w:ascii="Times New Roman" w:hAnsi="Times New Roman" w:eastAsia="Times New Roman"/>
+          <w:rFonts w:ascii="Times New Roman" w:hAnsi="Times New Roman" w:eastAsia="Times New Roman" w:cs="Times New Roman"/>
           <w:b w:val="0"/>
           <w:i w:val="0"/>
           <w:sz w:val="26"/>
         </w:rPr>
         <w:t>- Chăm chỉ: Hăng hái tham gia hoạt động tìm hiểu bài học, kiên trì thực hành theo hướng dẫn. (Đạt được thông qua Hoạt động 2, Hoạt động 3)</w:t>
       </w:r>
+      <w:r>
+        <w:rPr>
+          <w:rFonts w:ascii="Times New Roman" w:hAnsi="Times New Roman" w:cs="Times New Roman"/>
+          <w:i/>
+          <w:sz w:val="26"/>
+        </w:rPr>
+        <w:t xml:space="preserve"> (Trang SGK: 20 - 23 (Kết nối tri thức))</w:t>
+      </w:r>
     </w:p>
     <w:p>
       <w:pPr>
@@ -302,7 +330,7 @@
       </w:pPr>
       <w:r>
         <w:rPr>
-          <w:rFonts w:ascii="Times New Roman" w:hAnsi="Times New Roman" w:eastAsia="Times New Roman"/>
+          <w:rFonts w:ascii="Times New Roman" w:hAnsi="Times New Roman" w:eastAsia="Times New Roman" w:cs="Times New Roman"/>
           <w:b w:val="0"/>
           <w:i w:val="0"/>
           <w:sz w:val="26"/>
@@ -318,7 +346,7 @@
       </w:pPr>
       <w:r>
         <w:rPr>
-          <w:rFonts w:ascii="Times New Roman" w:hAnsi="Times New Roman" w:eastAsia="Times New Roman"/>
+          <w:rFonts w:ascii="Times New Roman" w:hAnsi="Times New Roman" w:eastAsia="Times New Roman" w:cs="Times New Roman"/>
           <w:b w:val="0"/>
           <w:i w:val="0"/>
           <w:sz w:val="26"/>
@@ -334,7 +362,7 @@
       </w:pPr>
       <w:r>
         <w:rPr>
-          <w:rFonts w:ascii="Times New Roman" w:hAnsi="Times New Roman" w:eastAsia="Times New Roman"/>
+          <w:rFonts w:ascii="Times New Roman" w:hAnsi="Times New Roman" w:eastAsia="Times New Roman" w:cs="Times New Roman"/>
           <w:b/>
           <w:i w:val="0"/>
           <w:sz w:val="26"/>
@@ -350,7 +378,7 @@
       </w:pPr>
       <w:r>
         <w:rPr>
-          <w:rFonts w:ascii="Times New Roman" w:hAnsi="Times New Roman" w:eastAsia="Times New Roman"/>
+          <w:rFonts w:ascii="Times New Roman" w:hAnsi="Times New Roman" w:eastAsia="Times New Roman" w:cs="Times New Roman"/>
           <w:b/>
           <w:i w:val="0"/>
           <w:sz w:val="26"/>
@@ -366,7 +394,7 @@
       </w:pPr>
       <w:r>
         <w:rPr>
-          <w:rFonts w:ascii="Times New Roman" w:hAnsi="Times New Roman" w:eastAsia="Times New Roman"/>
+          <w:rFonts w:ascii="Times New Roman" w:hAnsi="Times New Roman" w:eastAsia="Times New Roman" w:cs="Times New Roman"/>
           <w:b w:val="0"/>
           <w:i w:val="0"/>
           <w:sz w:val="26"/>
@@ -382,7 +410,7 @@
       </w:pPr>
       <w:r>
         <w:rPr>
-          <w:rFonts w:ascii="Times New Roman" w:hAnsi="Times New Roman" w:eastAsia="Times New Roman"/>
+          <w:rFonts w:ascii="Times New Roman" w:hAnsi="Times New Roman" w:eastAsia="Times New Roman" w:cs="Times New Roman"/>
           <w:b w:val="0"/>
           <w:i w:val="0"/>
           <w:sz w:val="26"/>
@@ -398,7 +426,7 @@
       </w:pPr>
       <w:r>
         <w:rPr>
-          <w:rFonts w:ascii="Times New Roman" w:hAnsi="Times New Roman" w:eastAsia="Times New Roman"/>
+          <w:rFonts w:ascii="Times New Roman" w:hAnsi="Times New Roman" w:eastAsia="Times New Roman" w:cs="Times New Roman"/>
           <w:b/>
           <w:i w:val="0"/>
           <w:sz w:val="26"/>
@@ -414,7 +442,7 @@
       </w:pPr>
       <w:r>
         <w:rPr>
-          <w:rFonts w:ascii="Times New Roman" w:hAnsi="Times New Roman" w:eastAsia="Times New Roman"/>
+          <w:rFonts w:ascii="Times New Roman" w:hAnsi="Times New Roman" w:eastAsia="Times New Roman" w:cs="Times New Roman"/>
           <w:b w:val="0"/>
           <w:i w:val="0"/>
           <w:sz w:val="26"/>
@@ -430,7 +458,7 @@
       </w:pPr>
       <w:r>
         <w:rPr>
-          <w:rFonts w:ascii="Times New Roman" w:hAnsi="Times New Roman" w:eastAsia="Times New Roman"/>
+          <w:rFonts w:ascii="Times New Roman" w:hAnsi="Times New Roman" w:eastAsia="Times New Roman" w:cs="Times New Roman"/>
           <w:b/>
           <w:i w:val="0"/>
           <w:sz w:val="26"/>
@@ -446,7 +474,7 @@
       </w:pPr>
       <w:r>
         <w:rPr>
-          <w:rFonts w:ascii="Times New Roman" w:hAnsi="Times New Roman" w:eastAsia="Times New Roman"/>
+          <w:rFonts w:ascii="Times New Roman" w:hAnsi="Times New Roman" w:eastAsia="Times New Roman" w:cs="Times New Roman"/>
           <w:b w:val="0"/>
           <w:i w:val="0"/>
           <w:sz w:val="26"/>
@@ -462,7 +490,7 @@
       </w:pPr>
       <w:r>
         <w:rPr>
-          <w:rFonts w:ascii="Times New Roman" w:hAnsi="Times New Roman" w:eastAsia="Times New Roman"/>
+          <w:rFonts w:ascii="Times New Roman" w:hAnsi="Times New Roman" w:eastAsia="Times New Roman" w:cs="Times New Roman"/>
           <w:b w:val="0"/>
           <w:i w:val="0"/>
           <w:sz w:val="26"/>
@@ -472,13 +500,87 @@
     </w:p>
     <w:p>
       <w:pPr>
+        <w:spacing w:before="80" w:after="40"/>
+        <w:ind w:left="360" w:firstLine="0"/>
+      </w:pPr>
+      <w:r>
+        <w:rPr>
+          <w:rFonts w:ascii="Times New Roman" w:hAnsi="Times New Roman" w:cs="Times New Roman"/>
+          <w:b/>
+          <w:sz w:val="26"/>
+        </w:rPr>
+        <w:t>2.4. Năng lực Trí tuệ nhân tạo (AI) được phát triển:</w:t>
+      </w:r>
+    </w:p>
+    <w:p>
+      <w:pPr>
+        <w:spacing w:before="40" w:after="40"/>
+        <w:ind w:left="720" w:hanging="360"/>
+      </w:pPr>
+      <w:r>
+        <w:rPr>
+          <w:rFonts w:ascii="Times New Roman" w:hAnsi="Times New Roman" w:cs="Times New Roman"/>
+          <w:b w:val="0"/>
+          <w:sz w:val="26"/>
+        </w:rPr>
+        <w:t xml:space="preserve">- </w:t>
+      </w:r>
+      <w:r>
+        <w:rPr>
+          <w:rFonts w:ascii="Times New Roman" w:hAnsi="Times New Roman" w:cs="Times New Roman"/>
+          <w:b/>
+          <w:sz w:val="26"/>
+        </w:rPr>
+        <w:t xml:space="preserve">4.C2.1: </w:t>
+      </w:r>
+      <w:r>
+        <w:rPr>
+          <w:rFonts w:ascii="Times New Roman" w:hAnsi="Times New Roman" w:cs="Times New Roman"/>
+          <w:b w:val="0"/>
+          <w:sz w:val="26"/>
+        </w:rPr>
+        <w:t>Nhận biết được máy tìm kiếm sử dụng thuật toán thông minh để tìm kiếm thông tin theo từ khóa (Đạt được thông qua Hoạt động 2, Hoạt động 3).</w:t>
+      </w:r>
+    </w:p>
+    <w:p>
+      <w:pPr>
+        <w:spacing w:before="40" w:after="40"/>
+        <w:ind w:left="720" w:hanging="360"/>
+      </w:pPr>
+      <w:r>
+        <w:rPr>
+          <w:rFonts w:ascii="Times New Roman" w:hAnsi="Times New Roman" w:cs="Times New Roman"/>
+          <w:b w:val="0"/>
+          <w:sz w:val="26"/>
+        </w:rPr>
+        <w:t xml:space="preserve">- </w:t>
+      </w:r>
+      <w:r>
+        <w:rPr>
+          <w:rFonts w:ascii="Times New Roman" w:hAnsi="Times New Roman" w:cs="Times New Roman"/>
+          <w:b/>
+          <w:sz w:val="26"/>
+        </w:rPr>
+        <w:t xml:space="preserve">4.B2.1: </w:t>
+      </w:r>
+      <w:r>
+        <w:rPr>
+          <w:rFonts w:ascii="Times New Roman" w:hAnsi="Times New Roman" w:cs="Times New Roman"/>
+          <w:b w:val="0"/>
+          <w:sz w:val="26"/>
+        </w:rPr>
+        <w:t>Biết lựa chọn từ khóa tìm kiếm phù hợp và an toàn khi tra cứu thông tin trên Internet (Đạt được thông qua Hoạt động 3, Hoạt động 4).</w:t>
+      </w:r>
+    </w:p>
+    <w:p>
+      <w:pPr>
         <w:spacing w:line="360" w:lineRule="auto" w:after="60" w:before="0"/>
         <w:ind w:firstLine="0"/>
         <w:jc w:val="both"/>
       </w:pPr>
       <w:r>
         <w:rPr>
-          <w:rFonts w:ascii="Times New Roman" w:hAnsi="Times New Roman" w:eastAsia="Times New Roman"/>
+          <w:rFonts w:ascii="Times New Roman" w:hAnsi="Times New Roman" w:eastAsia="Times New Roman" w:cs="Times New Roman"/>
           <w:b/>
           <w:i w:val="0"/>
           <w:sz w:val="26"/>
@@ -494,7 +596,7 @@
       </w:pPr>
       <w:r>
         <w:rPr>
-          <w:rFonts w:ascii="Times New Roman" w:hAnsi="Times New Roman" w:eastAsia="Times New Roman"/>
+          <w:rFonts w:ascii="Times New Roman" w:hAnsi="Times New Roman" w:eastAsia="Times New Roman" w:cs="Times New Roman"/>
           <w:b w:val="0"/>
           <w:i w:val="0"/>
           <w:sz w:val="26"/>
@@ -510,7 +612,7 @@
       </w:pPr>
       <w:r>
         <w:rPr>
-          <w:rFonts w:ascii="Times New Roman" w:hAnsi="Times New Roman" w:eastAsia="Times New Roman"/>
+          <w:rFonts w:ascii="Times New Roman" w:hAnsi="Times New Roman" w:eastAsia="Times New Roman" w:cs="Times New Roman"/>
           <w:b w:val="0"/>
           <w:i w:val="0"/>
           <w:sz w:val="26"/>
@@ -526,7 +628,7 @@
       </w:pPr>
       <w:r>
         <w:rPr>
-          <w:rFonts w:ascii="Times New Roman" w:hAnsi="Times New Roman" w:eastAsia="Times New Roman"/>
+          <w:rFonts w:ascii="Times New Roman" w:hAnsi="Times New Roman" w:eastAsia="Times New Roman" w:cs="Times New Roman"/>
           <w:b/>
           <w:i w:val="0"/>
           <w:sz w:val="26"/>
@@ -542,7 +644,7 @@
       </w:pPr>
       <w:r>
         <w:rPr>
-          <w:rFonts w:ascii="Times New Roman" w:hAnsi="Times New Roman" w:eastAsia="Times New Roman"/>
+          <w:rFonts w:ascii="Times New Roman" w:hAnsi="Times New Roman" w:eastAsia="Times New Roman" w:cs="Times New Roman"/>
           <w:b w:val="0"/>
           <w:i w:val="0"/>
           <w:sz w:val="26"/>
@@ -558,7 +660,7 @@
       </w:pPr>
       <w:r>
         <w:rPr>
-          <w:rFonts w:ascii="Times New Roman" w:hAnsi="Times New Roman" w:eastAsia="Times New Roman"/>
+          <w:rFonts w:ascii="Times New Roman" w:hAnsi="Times New Roman" w:eastAsia="Times New Roman" w:cs="Times New Roman"/>
           <w:b w:val="0"/>
           <w:i w:val="0"/>
           <w:sz w:val="26"/>
@@ -574,7 +676,7 @@
       </w:pPr>
       <w:r>
         <w:rPr>
-          <w:rFonts w:ascii="Times New Roman" w:hAnsi="Times New Roman" w:eastAsia="Times New Roman"/>
+          <w:rFonts w:ascii="Times New Roman" w:hAnsi="Times New Roman" w:eastAsia="Times New Roman" w:cs="Times New Roman"/>
           <w:b/>
           <w:i w:val="0"/>
           <w:sz w:val="26"/>
@@ -616,10 +718,15 @@
               <w:spacing w:line="360" w:lineRule="auto" w:after="40"/>
               <w:jc w:val="center"/>
             </w:pPr>
-            <w:r/>
-            <w:r>
-              <w:rPr>
-                <w:rFonts w:ascii="Times New Roman" w:hAnsi="Times New Roman" w:eastAsia="Times New Roman"/>
+            <w:r>
+              <w:rPr>
+                <w:rFonts w:ascii="Times New Roman" w:hAnsi="Times New Roman" w:cs="Times New Roman"/>
+                <w:sz w:val="26"/>
+              </w:rPr>
+            </w:r>
+            <w:r>
+              <w:rPr>
+                <w:rFonts w:ascii="Times New Roman" w:hAnsi="Times New Roman" w:eastAsia="Times New Roman" w:cs="Times New Roman"/>
                 <w:b/>
                 <w:i w:val="0"/>
                 <w:sz w:val="26"/>
@@ -643,10 +750,15 @@
               <w:spacing w:line="360" w:lineRule="auto" w:after="40"/>
               <w:jc w:val="center"/>
             </w:pPr>
-            <w:r/>
-            <w:r>
-              <w:rPr>
-                <w:rFonts w:ascii="Times New Roman" w:hAnsi="Times New Roman" w:eastAsia="Times New Roman"/>
+            <w:r>
+              <w:rPr>
+                <w:rFonts w:ascii="Times New Roman" w:hAnsi="Times New Roman" w:cs="Times New Roman"/>
+                <w:sz w:val="26"/>
+              </w:rPr>
+            </w:r>
+            <w:r>
+              <w:rPr>
+                <w:rFonts w:ascii="Times New Roman" w:hAnsi="Times New Roman" w:eastAsia="Times New Roman" w:cs="Times New Roman"/>
                 <w:b/>
                 <w:i w:val="0"/>
                 <w:sz w:val="26"/>
@@ -670,15 +782,15 @@
           </w:tcPr>
           <w:p>
             <w:pPr>
-              <w:spacing w:line="360" w:lineRule="auto" w:after="40"/>
-              <w:jc w:val="left"/>
+              <w:spacing w:after="60" w:line="276" w:lineRule="auto"/>
             </w:pPr>
             <w:r/>
             <w:r>
               <w:rPr>
-                <w:rFonts w:ascii="Times New Roman" w:hAnsi="Times New Roman" w:eastAsia="Times New Roman"/>
+                <w:rFonts w:ascii="Times New Roman" w:hAnsi="Times New Roman"/>
                 <w:b/>
                 <w:i w:val="0"/>
+                <w:color w:val="000000"/>
                 <w:sz w:val="26"/>
               </w:rPr>
               <w:t>1. Hoạt động MỞ ĐẦU (5 phút)</w:t>
@@ -686,17 +798,52 @@
           </w:p>
           <w:p>
             <w:pPr>
-              <w:spacing w:line="360" w:lineRule="auto" w:after="40"/>
-              <w:jc w:val="left"/>
-            </w:pPr>
-            <w:r>
-              <w:rPr>
-                <w:rFonts w:ascii="Times New Roman" w:hAnsi="Times New Roman" w:eastAsia="Times New Roman"/>
+              <w:spacing w:after="60" w:line="276" w:lineRule="auto"/>
+            </w:pPr>
+            <w:r>
+              <w:rPr>
+                <w:rFonts w:ascii="Times New Roman" w:hAnsi="Times New Roman"/>
                 <w:b/>
-                <w:i w:val="0"/>
-                <w:sz w:val="26"/>
-              </w:rPr>
-              <w:t>*Mục tiêu: Kích hoạt hứng thú, tạo tình huống kết nối vào bài học Bài 4: Tìm kiếm thông tin trên Internet (Tiết 1).</w:t>
+                <w:i/>
+                <w:color w:val="000000"/>
+                <w:sz w:val="26"/>
+              </w:rPr>
+              <w:t>*Mục tiêu: Tạo tình huống thực tế về nhu cầu tìm thông tin để giải quyết bài tập nhóm.</w:t>
+            </w:r>
+          </w:p>
+          <w:p>
+            <w:pPr>
+              <w:spacing w:after="60" w:line="276" w:lineRule="auto"/>
+            </w:pPr>
+          </w:p>
+          <w:p>
+            <w:pPr>
+              <w:spacing w:after="60" w:line="276" w:lineRule="auto"/>
+            </w:pPr>
+            <w:r>
+              <w:rPr>
+                <w:rFonts w:ascii="Times New Roman" w:hAnsi="Times New Roman"/>
+                <w:b w:val="0"/>
+                <w:i w:val="0"/>
+                <w:color w:val="000000"/>
+                <w:sz w:val="26"/>
+              </w:rPr>
+              <w:t>- HS thảo luận và trả lời: Dùng Internet, dùng Google để tìm kiếm.</w:t>
+            </w:r>
+          </w:p>
+          <w:p>
+            <w:pPr>
+              <w:spacing w:after="60" w:line="276" w:lineRule="auto"/>
+            </w:pPr>
+            <w:r>
+              <w:rPr>
+                <w:rFonts w:ascii="Times New Roman" w:hAnsi="Times New Roman"/>
+                <w:b w:val="0"/>
+                <w:i w:val="0"/>
+                <w:color w:val="000000"/>
+                <w:sz w:val="26"/>
+              </w:rPr>
+              <w:t>- HS hứng thú tìm hiểu các bước sử dụng máy tìm kiếm.</w:t>
             </w:r>
           </w:p>
         </w:tc>
@@ -714,93 +861,288 @@
           </w:tcPr>
           <w:p>
             <w:pPr>
-              <w:spacing w:line="360" w:lineRule="auto" w:after="40"/>
-              <w:jc w:val="left"/>
+              <w:spacing w:after="60" w:line="276" w:lineRule="auto"/>
             </w:pPr>
             <w:r/>
             <w:r>
               <w:rPr>
-                <w:rFonts w:ascii="Times New Roman" w:hAnsi="Times New Roman" w:eastAsia="Times New Roman"/>
-                <w:b w:val="0"/>
-                <w:i w:val="0"/>
-                <w:sz w:val="26"/>
-              </w:rPr>
-              <w:t>GV: Chiếu hình ảnh/video liên quan đến Bài 4: Tìm kiếm thông tin trên Internet (Tiết 1). Đặt câu hỏi gợi mở.</w:t>
-            </w:r>
-          </w:p>
-          <w:p>
-            <w:pPr>
-              <w:spacing w:line="360" w:lineRule="auto" w:after="40"/>
-              <w:jc w:val="left"/>
-            </w:pPr>
-            <w:r>
-              <w:rPr>
-                <w:rFonts w:ascii="Times New Roman" w:hAnsi="Times New Roman" w:eastAsia="Times New Roman"/>
-                <w:b w:val="0"/>
-                <w:i w:val="0"/>
-                <w:sz w:val="26"/>
-              </w:rPr>
-              <w:t>- GV gọi 2-3 HS trả lời.</w:t>
-            </w:r>
-          </w:p>
-          <w:p>
-            <w:pPr>
-              <w:spacing w:line="360" w:lineRule="auto" w:after="40"/>
-              <w:jc w:val="left"/>
-            </w:pPr>
-            <w:r>
-              <w:rPr>
-                <w:rFonts w:ascii="Times New Roman" w:hAnsi="Times New Roman" w:eastAsia="Times New Roman"/>
-                <w:b w:val="0"/>
-                <w:i w:val="0"/>
-                <w:sz w:val="26"/>
-              </w:rPr>
-              <w:t>- GV nhận xét, dẫn dắt vào bài mới.</w:t>
-            </w:r>
-          </w:p>
-          <w:p>
-            <w:pPr>
-              <w:spacing w:line="360" w:lineRule="auto" w:after="40"/>
-              <w:jc w:val="left"/>
-            </w:pPr>
-            <w:r>
-              <w:rPr>
-                <w:rFonts w:ascii="Times New Roman" w:hAnsi="Times New Roman" w:eastAsia="Times New Roman"/>
-                <w:b w:val="0"/>
-                <w:i w:val="0"/>
-                <w:sz w:val="26"/>
-              </w:rPr>
-              <w:t>HS: Quan sát, suy nghĩ, trả lời câu hỏi.</w:t>
-            </w:r>
-          </w:p>
-          <w:p>
-            <w:pPr>
-              <w:spacing w:line="360" w:lineRule="auto" w:after="40"/>
-              <w:jc w:val="left"/>
-            </w:pPr>
-            <w:r>
-              <w:rPr>
-                <w:rFonts w:ascii="Times New Roman" w:hAnsi="Times New Roman" w:eastAsia="Times New Roman"/>
-                <w:b w:val="0"/>
-                <w:i w:val="0"/>
-                <w:sz w:val="26"/>
-              </w:rPr>
-              <w:t>- Thảo luận nhanh nhóm đôi.</w:t>
-            </w:r>
-          </w:p>
-          <w:p>
-            <w:pPr>
-              <w:spacing w:line="360" w:lineRule="auto" w:after="40"/>
-              <w:jc w:val="left"/>
-            </w:pPr>
-            <w:r>
-              <w:rPr>
-                <w:rFonts w:ascii="Times New Roman" w:hAnsi="Times New Roman" w:eastAsia="Times New Roman"/>
-                <w:b w:val="0"/>
-                <w:i w:val="0"/>
-                <w:sz w:val="26"/>
-              </w:rPr>
-              <w:t>- Mở SGK chuẩn bị bài.</w:t>
+                <w:rFonts w:ascii="Times New Roman" w:hAnsi="Times New Roman"/>
+                <w:b/>
+                <w:i w:val="0"/>
+                <w:color w:val="000000"/>
+                <w:sz w:val="26"/>
+              </w:rPr>
+              <w:t>2. HOẠT ĐỘNG HÌNH THÀNH KIẾN THỨC MỚI (15 phút)</w:t>
+            </w:r>
+          </w:p>
+          <w:p>
+            <w:pPr>
+              <w:spacing w:after="60" w:line="276" w:lineRule="auto"/>
+            </w:pPr>
+            <w:r>
+              <w:rPr>
+                <w:rFonts w:ascii="Times New Roman" w:hAnsi="Times New Roman"/>
+                <w:b/>
+                <w:i/>
+                <w:color w:val="000000"/>
+                <w:sz w:val="26"/>
+              </w:rPr>
+              <w:t>*Mục tiêu: HS hiểu khái niệm máy tìm kiếm, biết xác định từ khóa và nắm vững 4 bước tìm kiếm cơ bản.</w:t>
+            </w:r>
+          </w:p>
+          <w:p>
+            <w:pPr>
+              <w:spacing w:after="60" w:line="276" w:lineRule="auto"/>
+            </w:pPr>
+          </w:p>
+          <w:p>
+            <w:pPr>
+              <w:spacing w:after="60" w:line="276" w:lineRule="auto"/>
+            </w:pPr>
+            <w:r>
+              <w:rPr>
+                <w:rFonts w:ascii="Times New Roman" w:hAnsi="Times New Roman"/>
+                <w:b/>
+                <w:i/>
+                <w:color w:val="000000"/>
+                <w:sz w:val="26"/>
+              </w:rPr>
+              <w:t>Nội dung 1: Máy tìm kiếm và Từ khóa là gì? (8 phút)</w:t>
+            </w:r>
+          </w:p>
+          <w:p>
+            <w:pPr>
+              <w:spacing w:after="60" w:line="276" w:lineRule="auto"/>
+            </w:pPr>
+            <w:r>
+              <w:rPr>
+                <w:rFonts w:ascii="Times New Roman" w:hAnsi="Times New Roman"/>
+                <w:b w:val="0"/>
+                <w:i w:val="0"/>
+                <w:color w:val="000000"/>
+                <w:sz w:val="26"/>
+              </w:rPr>
+              <w:t>GV: Chiếu hình ảnh trang chủ Google và giải thích:</w:t>
+            </w:r>
+          </w:p>
+          <w:p>
+            <w:pPr>
+              <w:spacing w:before="80" w:after="80"/>
+              <w:jc w:val="center"/>
+            </w:pPr>
+            <w:r>
+              <w:drawing>
+                <wp:inline xmlns:a="http://schemas.openxmlformats.org/drawingml/2006/main" xmlns:pic="http://schemas.openxmlformats.org/drawingml/2006/picture">
+                  <wp:extent cx="2560320" cy="3595677"/>
+                  <wp:docPr id="1" name="Picture 1"/>
+                  <wp:cNvGraphicFramePr>
+                    <a:graphicFrameLocks noChangeAspect="1"/>
+                  </wp:cNvGraphicFramePr>
+                  <a:graphic>
+                    <a:graphicData uri="http://schemas.openxmlformats.org/drawingml/2006/picture">
+                      <pic:pic>
+                        <pic:nvPicPr>
+                          <pic:cNvPr id="0" name="image.png"/>
+                          <pic:cNvPicPr/>
+                        </pic:nvPicPr>
+                        <pic:blipFill>
+                          <a:blip r:embed="rId16"/>
+                          <a:stretch>
+                            <a:fillRect/>
+                          </a:stretch>
+                        </pic:blipFill>
+                        <pic:spPr>
+                          <a:xfrm>
+                            <a:off x="0" y="0"/>
+                            <a:ext cx="2560320" cy="3595677"/>
+                          </a:xfrm>
+                          <a:prstGeom prst="rect"/>
+                        </pic:spPr>
+                      </pic:pic>
+                    </a:graphicData>
+                  </a:graphic>
+                </wp:inline>
+              </w:drawing>
+            </w:r>
+          </w:p>
+          <w:p>
+            <w:pPr>
+              <w:spacing w:after="60" w:line="276" w:lineRule="auto"/>
+            </w:pPr>
+            <w:r>
+              <w:rPr>
+                <w:rFonts w:ascii="Times New Roman" w:hAnsi="Times New Roman"/>
+                <w:b w:val="0"/>
+                <w:i w:val="0"/>
+                <w:color w:val="000000"/>
+                <w:sz w:val="26"/>
+              </w:rPr>
+              <w:t>- Máy tìm kiếm: Là trang web đặc biệt giúp tìm kiếm thông tin trên Internet (ví dụ phổ biến: google.com, bing.com).</w:t>
+            </w:r>
+          </w:p>
+          <w:p>
+            <w:pPr>
+              <w:spacing w:after="60" w:line="276" w:lineRule="auto"/>
+            </w:pPr>
+            <w:r>
+              <w:rPr>
+                <w:rFonts w:ascii="Times New Roman" w:hAnsi="Times New Roman"/>
+                <w:b w:val="0"/>
+                <w:i w:val="0"/>
+                <w:color w:val="000000"/>
+                <w:sz w:val="26"/>
+              </w:rPr>
+              <w:t>- Từ khóa (Keyword): Là từ hoặc cụm từ thể hiện nội dung chính em muốn tìm kiếm (ví dụ: "Các đời vua Hùng", "Hồ Gươm").</w:t>
+            </w:r>
+          </w:p>
+          <w:p>
+            <w:pPr>
+              <w:spacing w:after="60" w:line="276" w:lineRule="auto"/>
+            </w:pPr>
+            <w:r>
+              <w:rPr>
+                <w:rFonts w:ascii="Times New Roman" w:hAnsi="Times New Roman"/>
+                <w:b w:val="0"/>
+                <w:i w:val="0"/>
+                <w:color w:val="000000"/>
+                <w:sz w:val="26"/>
+              </w:rPr>
+              <w:t>- GV lưu ý: Chọn từ khóa càng chính xác và ngắn gọn thì kết quả tìm được càng đúng nhu cầu!</w:t>
+            </w:r>
+          </w:p>
+          <w:p>
+            <w:pPr>
+              <w:spacing w:after="60" w:line="276" w:lineRule="auto"/>
+            </w:pPr>
+          </w:p>
+          <w:p>
+            <w:pPr>
+              <w:spacing w:after="60" w:line="276" w:lineRule="auto"/>
+            </w:pPr>
+            <w:r>
+              <w:rPr>
+                <w:rFonts w:ascii="Times New Roman" w:hAnsi="Times New Roman"/>
+                <w:b/>
+                <w:i/>
+                <w:color w:val="000000"/>
+                <w:sz w:val="26"/>
+              </w:rPr>
+              <w:t>Nội dung 2: Các bước tìm kiếm thông tin trên Internet (7 phút)</w:t>
+            </w:r>
+          </w:p>
+          <w:p>
+            <w:pPr>
+              <w:spacing w:after="60" w:line="276" w:lineRule="auto"/>
+            </w:pPr>
+            <w:r>
+              <w:rPr>
+                <w:rFonts w:ascii="Times New Roman" w:hAnsi="Times New Roman"/>
+                <w:b w:val="0"/>
+                <w:i w:val="0"/>
+                <w:color w:val="000000"/>
+                <w:sz w:val="26"/>
+              </w:rPr>
+              <w:t>GV: Chiếu sơ đồ 4 bước tìm kiếm thông tin bằng Google.</w:t>
+            </w:r>
+          </w:p>
+          <w:p>
+            <w:pPr>
+              <w:spacing w:before="80" w:after="80"/>
+              <w:jc w:val="center"/>
+            </w:pPr>
+            <w:r>
+              <w:drawing>
+                <wp:inline xmlns:a="http://schemas.openxmlformats.org/drawingml/2006/main" xmlns:pic="http://schemas.openxmlformats.org/drawingml/2006/picture">
+                  <wp:extent cx="2926080" cy="1341120"/>
+                  <wp:docPr id="2" name="Picture 2"/>
+                  <wp:cNvGraphicFramePr>
+                    <a:graphicFrameLocks noChangeAspect="1"/>
+                  </wp:cNvGraphicFramePr>
+                  <a:graphic>
+                    <a:graphicData uri="http://schemas.openxmlformats.org/drawingml/2006/picture">
+                      <pic:pic>
+                        <pic:nvPicPr>
+                          <pic:cNvPr id="0" name="image.png"/>
+                          <pic:cNvPicPr/>
+                        </pic:nvPicPr>
+                        <pic:blipFill>
+                          <a:blip r:embed="rId17"/>
+                          <a:stretch>
+                            <a:fillRect/>
+                          </a:stretch>
+                        </pic:blipFill>
+                        <pic:spPr>
+                          <a:xfrm>
+                            <a:off x="0" y="0"/>
+                            <a:ext cx="2926080" cy="1341120"/>
+                          </a:xfrm>
+                          <a:prstGeom prst="rect"/>
+                        </pic:spPr>
+                      </pic:pic>
+                    </a:graphicData>
+                  </a:graphic>
+                </wp:inline>
+              </w:drawing>
+            </w:r>
+          </w:p>
+          <w:p>
+            <w:pPr>
+              <w:spacing w:after="60" w:line="276" w:lineRule="auto"/>
+            </w:pPr>
+            <w:r>
+              <w:rPr>
+                <w:rFonts w:ascii="Times New Roman" w:hAnsi="Times New Roman"/>
+                <w:b w:val="0"/>
+                <w:i w:val="0"/>
+                <w:color w:val="000000"/>
+                <w:sz w:val="26"/>
+              </w:rPr>
+              <w:t>- Bước 1: Xác định từ khóa cần tìm.</w:t>
+            </w:r>
+          </w:p>
+          <w:p>
+            <w:pPr>
+              <w:spacing w:after="60" w:line="276" w:lineRule="auto"/>
+            </w:pPr>
+            <w:r>
+              <w:rPr>
+                <w:rFonts w:ascii="Times New Roman" w:hAnsi="Times New Roman"/>
+                <w:b w:val="0"/>
+                <w:i w:val="0"/>
+                <w:color w:val="000000"/>
+                <w:sz w:val="26"/>
+              </w:rPr>
+              <w:t>- Bước 2: Mở trình duyệt web và gõ địa chỉ máy tìm kiếm (google.com).</w:t>
+            </w:r>
+          </w:p>
+          <w:p>
+            <w:pPr>
+              <w:spacing w:after="60" w:line="276" w:lineRule="auto"/>
+            </w:pPr>
+            <w:r>
+              <w:rPr>
+                <w:rFonts w:ascii="Times New Roman" w:hAnsi="Times New Roman"/>
+                <w:b w:val="0"/>
+                <w:i w:val="0"/>
+                <w:color w:val="000000"/>
+                <w:sz w:val="26"/>
+              </w:rPr>
+              <w:t>- Bước 3: Gõ từ khóa vào ô tìm kiếm rồi nhấn phím Enter.</w:t>
+            </w:r>
+          </w:p>
+          <w:p>
+            <w:pPr>
+              <w:spacing w:after="60" w:line="276" w:lineRule="auto"/>
+            </w:pPr>
+            <w:r>
+              <w:rPr>
+                <w:rFonts w:ascii="Times New Roman" w:hAnsi="Times New Roman"/>
+                <w:b w:val="0"/>
+                <w:i w:val="0"/>
+                <w:color w:val="000000"/>
+                <w:sz w:val="26"/>
+              </w:rPr>
+              <w:t>- Bước 4: Danh sách các siêu liên kết hiện ra, nháy chuột vào kết quả phù hợp để xem nội dung.</w:t>
             </w:r>
           </w:p>
         </w:tc>
@@ -816,33 +1158,68 @@
           </w:tcPr>
           <w:p>
             <w:pPr>
-              <w:spacing w:line="360" w:lineRule="auto" w:after="40"/>
-              <w:jc w:val="left"/>
+              <w:spacing w:after="60" w:line="276" w:lineRule="auto"/>
             </w:pPr>
             <w:r/>
             <w:r>
               <w:rPr>
-                <w:rFonts w:ascii="Times New Roman" w:hAnsi="Times New Roman" w:eastAsia="Times New Roman"/>
-                <w:b w:val="0"/>
-                <w:i w:val="0"/>
-                <w:sz w:val="26"/>
-              </w:rPr>
-              <w:t>HS xác định được vấn đề bài học.</w:t>
-            </w:r>
-          </w:p>
-          <w:p>
-            <w:pPr>
-              <w:spacing w:line="360" w:lineRule="auto" w:after="40"/>
-              <w:jc w:val="left"/>
-            </w:pPr>
-            <w:r>
-              <w:rPr>
-                <w:rFonts w:ascii="Times New Roman" w:hAnsi="Times New Roman" w:eastAsia="Times New Roman"/>
-                <w:b w:val="0"/>
-                <w:i w:val="0"/>
-                <w:sz w:val="26"/>
-              </w:rPr>
-              <w:t>HS hứng thú với nội dung mới.</w:t>
+                <w:rFonts w:ascii="Times New Roman" w:hAnsi="Times New Roman"/>
+                <w:b/>
+                <w:i w:val="0"/>
+                <w:color w:val="000000"/>
+                <w:sz w:val="26"/>
+              </w:rPr>
+              <w:t>2. HOẠT ĐỘNG HÌNH THÀNH KIẾN THỨC MỚI (15 phút)</w:t>
+            </w:r>
+          </w:p>
+          <w:p>
+            <w:pPr>
+              <w:spacing w:after="60" w:line="276" w:lineRule="auto"/>
+            </w:pPr>
+            <w:r>
+              <w:rPr>
+                <w:rFonts w:ascii="Times New Roman" w:hAnsi="Times New Roman"/>
+                <w:b/>
+                <w:i/>
+                <w:color w:val="000000"/>
+                <w:sz w:val="26"/>
+              </w:rPr>
+              <w:t>*Mục tiêu: HS hiểu khái niệm máy tìm kiếm, biết xác định từ khóa và nắm vững 4 bước tìm kiếm cơ bản.</w:t>
+            </w:r>
+          </w:p>
+          <w:p>
+            <w:pPr>
+              <w:spacing w:after="60" w:line="276" w:lineRule="auto"/>
+            </w:pPr>
+          </w:p>
+          <w:p>
+            <w:pPr>
+              <w:spacing w:after="60" w:line="276" w:lineRule="auto"/>
+            </w:pPr>
+            <w:r>
+              <w:rPr>
+                <w:rFonts w:ascii="Times New Roman" w:hAnsi="Times New Roman"/>
+                <w:b w:val="0"/>
+                <w:i w:val="0"/>
+                <w:color w:val="000000"/>
+                <w:sz w:val="26"/>
+              </w:rPr>
+              <w:t>- HS hiểu khái niệm máy tìm kiếm Google và tầm quan trọng của Từ khóa.</w:t>
+            </w:r>
+          </w:p>
+          <w:p>
+            <w:pPr>
+              <w:spacing w:after="60" w:line="276" w:lineRule="auto"/>
+            </w:pPr>
+            <w:r>
+              <w:rPr>
+                <w:rFonts w:ascii="Times New Roman" w:hAnsi="Times New Roman"/>
+                <w:b w:val="0"/>
+                <w:i w:val="0"/>
+                <w:color w:val="000000"/>
+                <w:sz w:val="26"/>
+              </w:rPr>
+              <w:t>- HS nắm chắc 4 bước tìm kiếm thông tin và ghi nhớ thao tác.</w:t>
             </w:r>
           </w:p>
         </w:tc>
@@ -861,33 +1238,68 @@
           </w:tcPr>
           <w:p>
             <w:pPr>
-              <w:spacing w:line="360" w:lineRule="auto" w:after="40"/>
-              <w:jc w:val="left"/>
+              <w:spacing w:after="60" w:line="276" w:lineRule="auto"/>
             </w:pPr>
             <w:r/>
             <w:r>
               <w:rPr>
-                <w:rFonts w:ascii="Times New Roman" w:hAnsi="Times New Roman" w:eastAsia="Times New Roman"/>
+                <w:rFonts w:ascii="Times New Roman" w:hAnsi="Times New Roman"/>
                 <w:b/>
                 <w:i w:val="0"/>
-                <w:sz w:val="26"/>
-              </w:rPr>
-              <w:t>2. HOẠT ĐỘNG HÌNH THÀNH KIẾN THỨC MỚI (15 phút)</w:t>
-            </w:r>
-          </w:p>
-          <w:p>
-            <w:pPr>
-              <w:spacing w:line="360" w:lineRule="auto" w:after="40"/>
-              <w:jc w:val="left"/>
-            </w:pPr>
-            <w:r>
-              <w:rPr>
-                <w:rFonts w:ascii="Times New Roman" w:hAnsi="Times New Roman" w:eastAsia="Times New Roman"/>
+                <w:color w:val="000000"/>
+                <w:sz w:val="26"/>
+              </w:rPr>
+              <w:t>3. HĐ LUYỆN TẬP-THỰC HÀNH (10 phút)</w:t>
+            </w:r>
+          </w:p>
+          <w:p>
+            <w:pPr>
+              <w:spacing w:after="60" w:line="276" w:lineRule="auto"/>
+            </w:pPr>
+            <w:r>
+              <w:rPr>
+                <w:rFonts w:ascii="Times New Roman" w:hAnsi="Times New Roman"/>
                 <w:b/>
-                <w:i w:val="0"/>
-                <w:sz w:val="26"/>
-              </w:rPr>
-              <w:t>*Mục tiêu: HS nắm được các khái niệm, quy trình và thao tác kỹ thuật của bài Bài 4: Tìm kiếm thông tin trên Internet (Tiết 1).</w:t>
+                <w:i/>
+                <w:color w:val="000000"/>
+                <w:sz w:val="26"/>
+              </w:rPr>
+              <w:t>*Mục tiêu: HS thực hành lựa chọn từ khóa chuẩn xác và làm bài tập SGK tr.21.</w:t>
+            </w:r>
+          </w:p>
+          <w:p>
+            <w:pPr>
+              <w:spacing w:after="60" w:line="276" w:lineRule="auto"/>
+            </w:pPr>
+          </w:p>
+          <w:p>
+            <w:pPr>
+              <w:spacing w:after="60" w:line="276" w:lineRule="auto"/>
+            </w:pPr>
+            <w:r>
+              <w:rPr>
+                <w:rFonts w:ascii="Times New Roman" w:hAnsi="Times New Roman"/>
+                <w:b w:val="0"/>
+                <w:i w:val="0"/>
+                <w:color w:val="000000"/>
+                <w:sz w:val="26"/>
+              </w:rPr>
+              <w:t>- HS thảo luận nhóm đôi và chọn đáp án C.</w:t>
+            </w:r>
+          </w:p>
+          <w:p>
+            <w:pPr>
+              <w:spacing w:after="60" w:line="276" w:lineRule="auto"/>
+            </w:pPr>
+            <w:r>
+              <w:rPr>
+                <w:rFonts w:ascii="Times New Roman" w:hAnsi="Times New Roman"/>
+                <w:b w:val="0"/>
+                <w:i w:val="0"/>
+                <w:color w:val="000000"/>
+                <w:sz w:val="26"/>
+              </w:rPr>
+              <w:t>- HS thực hành gõ từ khóa vào ô tìm kiếm Google và quan sát kết quả trả về.</w:t>
             </w:r>
           </w:p>
         </w:tc>
@@ -905,93 +1317,68 @@
           </w:tcPr>
           <w:p>
             <w:pPr>
-              <w:spacing w:line="360" w:lineRule="auto" w:after="40"/>
-              <w:jc w:val="left"/>
+              <w:spacing w:after="60" w:line="276" w:lineRule="auto"/>
             </w:pPr>
             <w:r/>
             <w:r>
               <w:rPr>
-                <w:rFonts w:ascii="Times New Roman" w:hAnsi="Times New Roman" w:eastAsia="Times New Roman"/>
-                <w:b w:val="0"/>
-                <w:i w:val="0"/>
-                <w:sz w:val="26"/>
-              </w:rPr>
-              <w:t>GV: Hướng dẫn HS đọc SGK, trình chiếu thao tác mẫu.</w:t>
-            </w:r>
-          </w:p>
-          <w:p>
-            <w:pPr>
-              <w:spacing w:line="360" w:lineRule="auto" w:after="40"/>
-              <w:jc w:val="left"/>
-            </w:pPr>
-            <w:r>
-              <w:rPr>
-                <w:rFonts w:ascii="Times New Roman" w:hAnsi="Times New Roman" w:eastAsia="Times New Roman"/>
-                <w:b w:val="0"/>
-                <w:i w:val="0"/>
-                <w:sz w:val="26"/>
-              </w:rPr>
-              <w:t>- Nhấn mạnh các lưu ý và lỗi thường gặp.</w:t>
-            </w:r>
-          </w:p>
-          <w:p>
-            <w:pPr>
-              <w:spacing w:line="360" w:lineRule="auto" w:after="40"/>
-              <w:jc w:val="left"/>
-            </w:pPr>
-            <w:r>
-              <w:rPr>
-                <w:rFonts w:ascii="Times New Roman" w:hAnsi="Times New Roman" w:eastAsia="Times New Roman"/>
-                <w:b w:val="0"/>
-                <w:i w:val="0"/>
-                <w:sz w:val="26"/>
-              </w:rPr>
-              <w:t>- Gọi HS lên thực hiện lại thao tác mẫu.</w:t>
-            </w:r>
-          </w:p>
-          <w:p>
-            <w:pPr>
-              <w:spacing w:line="360" w:lineRule="auto" w:after="40"/>
-              <w:jc w:val="left"/>
-            </w:pPr>
-            <w:r>
-              <w:rPr>
-                <w:rFonts w:ascii="Times New Roman" w:hAnsi="Times New Roman" w:eastAsia="Times New Roman"/>
-                <w:b w:val="0"/>
-                <w:i w:val="0"/>
-                <w:sz w:val="26"/>
-              </w:rPr>
-              <w:t>HS: Theo dõi hướng dẫn, ghi chép kiến thức.</w:t>
-            </w:r>
-          </w:p>
-          <w:p>
-            <w:pPr>
-              <w:spacing w:line="360" w:lineRule="auto" w:after="40"/>
-              <w:jc w:val="left"/>
-            </w:pPr>
-            <w:r>
-              <w:rPr>
-                <w:rFonts w:ascii="Times New Roman" w:hAnsi="Times New Roman" w:eastAsia="Times New Roman"/>
-                <w:b w:val="0"/>
-                <w:i w:val="0"/>
-                <w:sz w:val="26"/>
-              </w:rPr>
-              <w:t>- Đặt câu hỏi khi chưa hiểu.</w:t>
-            </w:r>
-          </w:p>
-          <w:p>
-            <w:pPr>
-              <w:spacing w:line="360" w:lineRule="auto" w:after="40"/>
-              <w:jc w:val="left"/>
-            </w:pPr>
-            <w:r>
-              <w:rPr>
-                <w:rFonts w:ascii="Times New Roman" w:hAnsi="Times New Roman" w:eastAsia="Times New Roman"/>
-                <w:b w:val="0"/>
-                <w:i w:val="0"/>
-                <w:sz w:val="26"/>
-              </w:rPr>
-              <w:t>- Thực hiện thao tác mẫu khi được gọi.</w:t>
+                <w:rFonts w:ascii="Times New Roman" w:hAnsi="Times New Roman"/>
+                <w:b/>
+                <w:i w:val="0"/>
+                <w:color w:val="000000"/>
+                <w:sz w:val="26"/>
+              </w:rPr>
+              <w:t>4. HOẠT ĐỘNG VẬN DỤNG, TRẢI NGHIỆM (5 phút)</w:t>
+            </w:r>
+          </w:p>
+          <w:p>
+            <w:pPr>
+              <w:spacing w:after="60" w:line="276" w:lineRule="auto"/>
+            </w:pPr>
+            <w:r>
+              <w:rPr>
+                <w:rFonts w:ascii="Times New Roman" w:hAnsi="Times New Roman"/>
+                <w:b/>
+                <w:i/>
+                <w:color w:val="000000"/>
+                <w:sz w:val="26"/>
+              </w:rPr>
+              <w:t>*Mục tiêu: Vận dụng lựa chọn từ khóa để tìm kiếm danh lam thắng cảnh ở quê hương.</w:t>
+            </w:r>
+          </w:p>
+          <w:p>
+            <w:pPr>
+              <w:spacing w:after="60" w:line="276" w:lineRule="auto"/>
+            </w:pPr>
+          </w:p>
+          <w:p>
+            <w:pPr>
+              <w:spacing w:after="60" w:line="276" w:lineRule="auto"/>
+            </w:pPr>
+            <w:r>
+              <w:rPr>
+                <w:rFonts w:ascii="Times New Roman" w:hAnsi="Times New Roman"/>
+                <w:b w:val="0"/>
+                <w:i w:val="0"/>
+                <w:color w:val="000000"/>
+                <w:sz w:val="26"/>
+              </w:rPr>
+              <w:t>- GV yêu cầu: Em hãy nghĩ từ khóa để tìm hiểu về một địa danh nổi tiếng ở tỉnh/thành phố quê hương em (ví dụ: "Văn Miếu Quốc Tử Giám", "Chùa Một Cột").</w:t>
+            </w:r>
+          </w:p>
+          <w:p>
+            <w:pPr>
+              <w:spacing w:after="60" w:line="276" w:lineRule="auto"/>
+            </w:pPr>
+            <w:r>
+              <w:rPr>
+                <w:rFonts w:ascii="Times New Roman" w:hAnsi="Times New Roman"/>
+                <w:b w:val="0"/>
+                <w:i w:val="0"/>
+                <w:color w:val="000000"/>
+                <w:sz w:val="26"/>
+              </w:rPr>
+              <w:t>- GV dặn dò: Chỉ truy cập các trang web giáo dục, báo chí chính thống; nếu gặp trang web lạ yêu cầu đăng ký thông tin cá nhân thì phải hỏi người lớn ngay!</w:t>
             </w:r>
           </w:p>
         </w:tc>
@@ -1007,33 +1394,68 @@
           </w:tcPr>
           <w:p>
             <w:pPr>
-              <w:spacing w:line="360" w:lineRule="auto" w:after="40"/>
-              <w:jc w:val="left"/>
+              <w:spacing w:after="60" w:line="276" w:lineRule="auto"/>
             </w:pPr>
             <w:r/>
             <w:r>
               <w:rPr>
-                <w:rFonts w:ascii="Times New Roman" w:hAnsi="Times New Roman" w:eastAsia="Times New Roman"/>
-                <w:b w:val="0"/>
-                <w:i w:val="0"/>
-                <w:sz w:val="26"/>
-              </w:rPr>
-              <w:t>HS ghi nhớ kiến thức chuẩn.</w:t>
-            </w:r>
-          </w:p>
-          <w:p>
-            <w:pPr>
-              <w:spacing w:line="360" w:lineRule="auto" w:after="40"/>
-              <w:jc w:val="left"/>
-            </w:pPr>
-            <w:r>
-              <w:rPr>
-                <w:rFonts w:ascii="Times New Roman" w:hAnsi="Times New Roman" w:eastAsia="Times New Roman"/>
-                <w:b w:val="0"/>
-                <w:i w:val="0"/>
-                <w:sz w:val="26"/>
-              </w:rPr>
-              <w:t>HS nắm được quy trình thao tác.</w:t>
+                <w:rFonts w:ascii="Times New Roman" w:hAnsi="Times New Roman"/>
+                <w:b/>
+                <w:i w:val="0"/>
+                <w:color w:val="000000"/>
+                <w:sz w:val="26"/>
+              </w:rPr>
+              <w:t>4. HOẠT ĐỘNG VẬN DỤNG, TRẢI NGHIỆM (5 phút)</w:t>
+            </w:r>
+          </w:p>
+          <w:p>
+            <w:pPr>
+              <w:spacing w:after="60" w:line="276" w:lineRule="auto"/>
+            </w:pPr>
+            <w:r>
+              <w:rPr>
+                <w:rFonts w:ascii="Times New Roman" w:hAnsi="Times New Roman"/>
+                <w:b/>
+                <w:i/>
+                <w:color w:val="000000"/>
+                <w:sz w:val="26"/>
+              </w:rPr>
+              <w:t>*Mục tiêu: Vận dụng lựa chọn từ khóa để tìm kiếm danh lam thắng cảnh ở quê hương.</w:t>
+            </w:r>
+          </w:p>
+          <w:p>
+            <w:pPr>
+              <w:spacing w:after="60" w:line="276" w:lineRule="auto"/>
+            </w:pPr>
+          </w:p>
+          <w:p>
+            <w:pPr>
+              <w:spacing w:after="60" w:line="276" w:lineRule="auto"/>
+            </w:pPr>
+            <w:r>
+              <w:rPr>
+                <w:rFonts w:ascii="Times New Roman" w:hAnsi="Times New Roman"/>
+                <w:b w:val="0"/>
+                <w:i w:val="0"/>
+                <w:color w:val="000000"/>
+                <w:sz w:val="26"/>
+              </w:rPr>
+              <w:t>- HS tự nêu từ khóa về địa danh mình muốn tìm hiểu.</w:t>
+            </w:r>
+          </w:p>
+          <w:p>
+            <w:pPr>
+              <w:spacing w:after="60" w:line="276" w:lineRule="auto"/>
+            </w:pPr>
+            <w:r>
+              <w:rPr>
+                <w:rFonts w:ascii="Times New Roman" w:hAnsi="Times New Roman"/>
+                <w:b w:val="0"/>
+                <w:i w:val="0"/>
+                <w:color w:val="000000"/>
+                <w:sz w:val="26"/>
+              </w:rPr>
+              <w:t>- HS ghi nhớ quy tắc an toàn khi tìm kiếm thông tin trên mạng.</w:t>
             </w:r>
           </w:p>
         </w:tc>
@@ -1055,10 +1477,15 @@
               <w:spacing w:line="360" w:lineRule="auto" w:after="40"/>
               <w:jc w:val="left"/>
             </w:pPr>
-            <w:r/>
-            <w:r>
-              <w:rPr>
-                <w:rFonts w:ascii="Times New Roman" w:hAnsi="Times New Roman" w:eastAsia="Times New Roman"/>
+            <w:r>
+              <w:rPr>
+                <w:rFonts w:ascii="Times New Roman" w:hAnsi="Times New Roman" w:cs="Times New Roman"/>
+                <w:sz w:val="26"/>
+              </w:rPr>
+            </w:r>
+            <w:r>
+              <w:rPr>
+                <w:rFonts w:ascii="Times New Roman" w:hAnsi="Times New Roman" w:eastAsia="Times New Roman" w:cs="Times New Roman"/>
                 <w:b/>
                 <w:i w:val="0"/>
                 <w:sz w:val="26"/>
@@ -1073,7 +1500,7 @@
             </w:pPr>
             <w:r>
               <w:rPr>
-                <w:rFonts w:ascii="Times New Roman" w:hAnsi="Times New Roman" w:eastAsia="Times New Roman"/>
+                <w:rFonts w:ascii="Times New Roman" w:hAnsi="Times New Roman" w:eastAsia="Times New Roman" w:cs="Times New Roman"/>
                 <w:b/>
                 <w:i w:val="0"/>
                 <w:sz w:val="26"/>
@@ -1099,10 +1526,15 @@
               <w:spacing w:line="360" w:lineRule="auto" w:after="40"/>
               <w:jc w:val="left"/>
             </w:pPr>
-            <w:r/>
-            <w:r>
-              <w:rPr>
-                <w:rFonts w:ascii="Times New Roman" w:hAnsi="Times New Roman" w:eastAsia="Times New Roman"/>
+            <w:r>
+              <w:rPr>
+                <w:rFonts w:ascii="Times New Roman" w:hAnsi="Times New Roman" w:cs="Times New Roman"/>
+                <w:sz w:val="26"/>
+              </w:rPr>
+            </w:r>
+            <w:r>
+              <w:rPr>
+                <w:rFonts w:ascii="Times New Roman" w:hAnsi="Times New Roman" w:eastAsia="Times New Roman" w:cs="Times New Roman"/>
                 <w:b w:val="0"/>
                 <w:i w:val="0"/>
                 <w:sz w:val="26"/>
@@ -1117,7 +1549,7 @@
             </w:pPr>
             <w:r>
               <w:rPr>
-                <w:rFonts w:ascii="Times New Roman" w:hAnsi="Times New Roman" w:eastAsia="Times New Roman"/>
+                <w:rFonts w:ascii="Times New Roman" w:hAnsi="Times New Roman" w:eastAsia="Times New Roman" w:cs="Times New Roman"/>
                 <w:b w:val="0"/>
                 <w:i w:val="0"/>
                 <w:sz w:val="26"/>
@@ -1132,7 +1564,7 @@
             </w:pPr>
             <w:r>
               <w:rPr>
-                <w:rFonts w:ascii="Times New Roman" w:hAnsi="Times New Roman" w:eastAsia="Times New Roman"/>
+                <w:rFonts w:ascii="Times New Roman" w:hAnsi="Times New Roman" w:eastAsia="Times New Roman" w:cs="Times New Roman"/>
                 <w:b w:val="0"/>
                 <w:i w:val="0"/>
                 <w:sz w:val="26"/>
@@ -1147,7 +1579,7 @@
             </w:pPr>
             <w:r>
               <w:rPr>
-                <w:rFonts w:ascii="Times New Roman" w:hAnsi="Times New Roman" w:eastAsia="Times New Roman"/>
+                <w:rFonts w:ascii="Times New Roman" w:hAnsi="Times New Roman" w:eastAsia="Times New Roman" w:cs="Times New Roman"/>
                 <w:b w:val="0"/>
                 <w:i w:val="0"/>
                 <w:sz w:val="26"/>
@@ -1162,7 +1594,7 @@
             </w:pPr>
             <w:r>
               <w:rPr>
-                <w:rFonts w:ascii="Times New Roman" w:hAnsi="Times New Roman" w:eastAsia="Times New Roman"/>
+                <w:rFonts w:ascii="Times New Roman" w:hAnsi="Times New Roman" w:eastAsia="Times New Roman" w:cs="Times New Roman"/>
                 <w:b w:val="0"/>
                 <w:i w:val="0"/>
                 <w:sz w:val="26"/>
@@ -1177,7 +1609,7 @@
             </w:pPr>
             <w:r>
               <w:rPr>
-                <w:rFonts w:ascii="Times New Roman" w:hAnsi="Times New Roman" w:eastAsia="Times New Roman"/>
+                <w:rFonts w:ascii="Times New Roman" w:hAnsi="Times New Roman" w:eastAsia="Times New Roman" w:cs="Times New Roman"/>
                 <w:b w:val="0"/>
                 <w:i w:val="0"/>
                 <w:sz w:val="26"/>
@@ -1201,10 +1633,15 @@
               <w:spacing w:line="360" w:lineRule="auto" w:after="40"/>
               <w:jc w:val="left"/>
             </w:pPr>
-            <w:r/>
-            <w:r>
-              <w:rPr>
-                <w:rFonts w:ascii="Times New Roman" w:hAnsi="Times New Roman" w:eastAsia="Times New Roman"/>
+            <w:r>
+              <w:rPr>
+                <w:rFonts w:ascii="Times New Roman" w:hAnsi="Times New Roman" w:cs="Times New Roman"/>
+                <w:sz w:val="26"/>
+              </w:rPr>
+            </w:r>
+            <w:r>
+              <w:rPr>
+                <w:rFonts w:ascii="Times New Roman" w:hAnsi="Times New Roman" w:eastAsia="Times New Roman" w:cs="Times New Roman"/>
                 <w:b w:val="0"/>
                 <w:i w:val="0"/>
                 <w:sz w:val="26"/>
@@ -1219,7 +1656,7 @@
             </w:pPr>
             <w:r>
               <w:rPr>
-                <w:rFonts w:ascii="Times New Roman" w:hAnsi="Times New Roman" w:eastAsia="Times New Roman"/>
+                <w:rFonts w:ascii="Times New Roman" w:hAnsi="Times New Roman" w:eastAsia="Times New Roman" w:cs="Times New Roman"/>
                 <w:b w:val="0"/>
                 <w:i w:val="0"/>
                 <w:sz w:val="26"/>
@@ -1246,10 +1683,15 @@
               <w:spacing w:line="360" w:lineRule="auto" w:after="40"/>
               <w:jc w:val="left"/>
             </w:pPr>
-            <w:r/>
-            <w:r>
-              <w:rPr>
-                <w:rFonts w:ascii="Times New Roman" w:hAnsi="Times New Roman" w:eastAsia="Times New Roman"/>
+            <w:r>
+              <w:rPr>
+                <w:rFonts w:ascii="Times New Roman" w:hAnsi="Times New Roman" w:cs="Times New Roman"/>
+                <w:sz w:val="26"/>
+              </w:rPr>
+            </w:r>
+            <w:r>
+              <w:rPr>
+                <w:rFonts w:ascii="Times New Roman" w:hAnsi="Times New Roman" w:eastAsia="Times New Roman" w:cs="Times New Roman"/>
                 <w:b/>
                 <w:i w:val="0"/>
                 <w:sz w:val="26"/>
@@ -1275,10 +1717,15 @@
               <w:spacing w:line="360" w:lineRule="auto" w:after="40"/>
               <w:jc w:val="left"/>
             </w:pPr>
-            <w:r/>
-            <w:r>
-              <w:rPr>
-                <w:rFonts w:ascii="Times New Roman" w:hAnsi="Times New Roman" w:eastAsia="Times New Roman"/>
+            <w:r>
+              <w:rPr>
+                <w:rFonts w:ascii="Times New Roman" w:hAnsi="Times New Roman" w:cs="Times New Roman"/>
+                <w:sz w:val="26"/>
+              </w:rPr>
+            </w:r>
+            <w:r>
+              <w:rPr>
+                <w:rFonts w:ascii="Times New Roman" w:hAnsi="Times New Roman" w:eastAsia="Times New Roman" w:cs="Times New Roman"/>
                 <w:b w:val="0"/>
                 <w:i w:val="0"/>
                 <w:sz w:val="26"/>
@@ -1293,7 +1740,7 @@
             </w:pPr>
             <w:r>
               <w:rPr>
-                <w:rFonts w:ascii="Times New Roman" w:hAnsi="Times New Roman" w:eastAsia="Times New Roman"/>
+                <w:rFonts w:ascii="Times New Roman" w:hAnsi="Times New Roman" w:eastAsia="Times New Roman" w:cs="Times New Roman"/>
                 <w:b w:val="0"/>
                 <w:i w:val="0"/>
                 <w:sz w:val="26"/>
@@ -1308,7 +1755,7 @@
             </w:pPr>
             <w:r>
               <w:rPr>
-                <w:rFonts w:ascii="Times New Roman" w:hAnsi="Times New Roman" w:eastAsia="Times New Roman"/>
+                <w:rFonts w:ascii="Times New Roman" w:hAnsi="Times New Roman" w:eastAsia="Times New Roman" w:cs="Times New Roman"/>
                 <w:b w:val="0"/>
                 <w:i w:val="0"/>
                 <w:sz w:val="26"/>
@@ -1323,7 +1770,7 @@
             </w:pPr>
             <w:r>
               <w:rPr>
-                <w:rFonts w:ascii="Times New Roman" w:hAnsi="Times New Roman" w:eastAsia="Times New Roman"/>
+                <w:rFonts w:ascii="Times New Roman" w:hAnsi="Times New Roman" w:eastAsia="Times New Roman" w:cs="Times New Roman"/>
                 <w:b w:val="0"/>
                 <w:i w:val="0"/>
                 <w:sz w:val="26"/>
@@ -1338,7 +1785,7 @@
             </w:pPr>
             <w:r>
               <w:rPr>
-                <w:rFonts w:ascii="Times New Roman" w:hAnsi="Times New Roman" w:eastAsia="Times New Roman"/>
+                <w:rFonts w:ascii="Times New Roman" w:hAnsi="Times New Roman" w:eastAsia="Times New Roman" w:cs="Times New Roman"/>
                 <w:b w:val="0"/>
                 <w:i w:val="0"/>
                 <w:sz w:val="26"/>
@@ -1353,7 +1800,7 @@
             </w:pPr>
             <w:r>
               <w:rPr>
-                <w:rFonts w:ascii="Times New Roman" w:hAnsi="Times New Roman" w:eastAsia="Times New Roman"/>
+                <w:rFonts w:ascii="Times New Roman" w:hAnsi="Times New Roman" w:eastAsia="Times New Roman" w:cs="Times New Roman"/>
                 <w:b w:val="0"/>
                 <w:i w:val="0"/>
                 <w:sz w:val="26"/>
@@ -1377,10 +1824,15 @@
               <w:spacing w:line="360" w:lineRule="auto" w:after="40"/>
               <w:jc w:val="left"/>
             </w:pPr>
-            <w:r/>
-            <w:r>
-              <w:rPr>
-                <w:rFonts w:ascii="Times New Roman" w:hAnsi="Times New Roman" w:eastAsia="Times New Roman"/>
+            <w:r>
+              <w:rPr>
+                <w:rFonts w:ascii="Times New Roman" w:hAnsi="Times New Roman" w:cs="Times New Roman"/>
+                <w:sz w:val="26"/>
+              </w:rPr>
+            </w:r>
+            <w:r>
+              <w:rPr>
+                <w:rFonts w:ascii="Times New Roman" w:hAnsi="Times New Roman" w:eastAsia="Times New Roman" w:cs="Times New Roman"/>
                 <w:b w:val="0"/>
                 <w:i w:val="0"/>
                 <w:sz w:val="26"/>
@@ -1395,7 +1847,7 @@
             </w:pPr>
             <w:r>
               <w:rPr>
-                <w:rFonts w:ascii="Times New Roman" w:hAnsi="Times New Roman" w:eastAsia="Times New Roman"/>
+                <w:rFonts w:ascii="Times New Roman" w:hAnsi="Times New Roman" w:eastAsia="Times New Roman" w:cs="Times New Roman"/>
                 <w:b w:val="0"/>
                 <w:i w:val="0"/>
                 <w:sz w:val="26"/>
@@ -1419,7 +1871,7 @@
       </w:pPr>
       <w:r>
         <w:rPr>
-          <w:rFonts w:ascii="Times New Roman" w:hAnsi="Times New Roman" w:eastAsia="Times New Roman"/>
+          <w:rFonts w:ascii="Times New Roman" w:hAnsi="Times New Roman" w:eastAsia="Times New Roman" w:cs="Times New Roman"/>
           <w:b/>
           <w:i w:val="0"/>
           <w:sz w:val="26"/>
@@ -1434,7 +1886,7 @@
       </w:pPr>
       <w:r>
         <w:rPr>
-          <w:rFonts w:ascii="Times New Roman" w:hAnsi="Times New Roman" w:eastAsia="Times New Roman"/>
+          <w:rFonts w:ascii="Times New Roman" w:hAnsi="Times New Roman" w:eastAsia="Times New Roman" w:cs="Times New Roman"/>
           <w:b/>
           <w:i/>
           <w:sz w:val="26"/>
@@ -1449,7 +1901,7 @@
       </w:pPr>
       <w:r>
         <w:rPr>
-          <w:rFonts w:ascii="Times New Roman" w:hAnsi="Times New Roman" w:eastAsia="Times New Roman"/>
+          <w:rFonts w:ascii="Times New Roman" w:hAnsi="Times New Roman" w:eastAsia="Times New Roman" w:cs="Times New Roman"/>
           <w:b w:val="0"/>
           <w:i w:val="0"/>
           <w:sz w:val="26"/>
@@ -1497,10 +1949,15 @@
               <w:spacing w:line="360" w:lineRule="auto" w:after="40"/>
               <w:jc w:val="center"/>
             </w:pPr>
-            <w:r/>
-            <w:r>
-              <w:rPr>
-                <w:rFonts w:ascii="Times New Roman" w:hAnsi="Times New Roman" w:eastAsia="Times New Roman"/>
+            <w:r>
+              <w:rPr>
+                <w:rFonts w:ascii="Times New Roman" w:hAnsi="Times New Roman" w:cs="Times New Roman"/>
+                <w:sz w:val="26"/>
+              </w:rPr>
+            </w:r>
+            <w:r>
+              <w:rPr>
+                <w:rFonts w:ascii="Times New Roman" w:hAnsi="Times New Roman" w:eastAsia="Times New Roman" w:cs="Times New Roman"/>
                 <w:b/>
                 <w:i w:val="0"/>
                 <w:sz w:val="26"/>
@@ -1524,10 +1981,15 @@
               <w:spacing w:line="360" w:lineRule="auto" w:after="40"/>
               <w:jc w:val="center"/>
             </w:pPr>
-            <w:r/>
-            <w:r>
-              <w:rPr>
-                <w:rFonts w:ascii="Times New Roman" w:hAnsi="Times New Roman" w:eastAsia="Times New Roman"/>
+            <w:r>
+              <w:rPr>
+                <w:rFonts w:ascii="Times New Roman" w:hAnsi="Times New Roman" w:cs="Times New Roman"/>
+                <w:sz w:val="26"/>
+              </w:rPr>
+            </w:r>
+            <w:r>
+              <w:rPr>
+                <w:rFonts w:ascii="Times New Roman" w:hAnsi="Times New Roman" w:eastAsia="Times New Roman" w:cs="Times New Roman"/>
                 <w:b/>
                 <w:i w:val="0"/>
                 <w:sz w:val="26"/>
@@ -1551,10 +2013,15 @@
               <w:spacing w:line="360" w:lineRule="auto" w:after="40"/>
               <w:jc w:val="center"/>
             </w:pPr>
-            <w:r/>
-            <w:r>
-              <w:rPr>
-                <w:rFonts w:ascii="Times New Roman" w:hAnsi="Times New Roman" w:eastAsia="Times New Roman"/>
+            <w:r>
+              <w:rPr>
+                <w:rFonts w:ascii="Times New Roman" w:hAnsi="Times New Roman" w:cs="Times New Roman"/>
+                <w:sz w:val="26"/>
+              </w:rPr>
+            </w:r>
+            <w:r>
+              <w:rPr>
+                <w:rFonts w:ascii="Times New Roman" w:hAnsi="Times New Roman" w:eastAsia="Times New Roman" w:cs="Times New Roman"/>
                 <w:b/>
                 <w:i w:val="0"/>
                 <w:sz w:val="26"/>
@@ -1580,10 +2047,15 @@
               <w:spacing w:line="360" w:lineRule="auto" w:after="40"/>
               <w:jc w:val="center"/>
             </w:pPr>
-            <w:r/>
-            <w:r>
-              <w:rPr>
-                <w:rFonts w:ascii="Times New Roman" w:hAnsi="Times New Roman" w:eastAsia="Times New Roman"/>
+            <w:r>
+              <w:rPr>
+                <w:rFonts w:ascii="Times New Roman" w:hAnsi="Times New Roman" w:cs="Times New Roman"/>
+                <w:sz w:val="26"/>
+              </w:rPr>
+            </w:r>
+            <w:r>
+              <w:rPr>
+                <w:rFonts w:ascii="Times New Roman" w:hAnsi="Times New Roman" w:eastAsia="Times New Roman" w:cs="Times New Roman"/>
                 <w:b w:val="0"/>
                 <w:i/>
                 <w:sz w:val="26"/>
@@ -1607,10 +2079,15 @@
               <w:spacing w:line="360" w:lineRule="auto" w:after="40"/>
               <w:jc w:val="center"/>
             </w:pPr>
-            <w:r/>
-            <w:r>
-              <w:rPr>
-                <w:rFonts w:ascii="Times New Roman" w:hAnsi="Times New Roman" w:eastAsia="Times New Roman"/>
+            <w:r>
+              <w:rPr>
+                <w:rFonts w:ascii="Times New Roman" w:hAnsi="Times New Roman" w:cs="Times New Roman"/>
+                <w:sz w:val="26"/>
+              </w:rPr>
+            </w:r>
+            <w:r>
+              <w:rPr>
+                <w:rFonts w:ascii="Times New Roman" w:hAnsi="Times New Roman" w:eastAsia="Times New Roman" w:cs="Times New Roman"/>
                 <w:b w:val="0"/>
                 <w:i/>
                 <w:sz w:val="26"/>
@@ -1634,10 +2111,15 @@
               <w:spacing w:line="360" w:lineRule="auto" w:after="40"/>
               <w:jc w:val="center"/>
             </w:pPr>
-            <w:r/>
-            <w:r>
-              <w:rPr>
-                <w:rFonts w:ascii="Times New Roman" w:hAnsi="Times New Roman" w:eastAsia="Times New Roman"/>
+            <w:r>
+              <w:rPr>
+                <w:rFonts w:ascii="Times New Roman" w:hAnsi="Times New Roman" w:cs="Times New Roman"/>
+                <w:sz w:val="26"/>
+              </w:rPr>
+            </w:r>
+            <w:r>
+              <w:rPr>
+                <w:rFonts w:ascii="Times New Roman" w:hAnsi="Times New Roman" w:eastAsia="Times New Roman" w:cs="Times New Roman"/>
                 <w:b w:val="0"/>
                 <w:i/>
                 <w:sz w:val="26"/>
@@ -1663,10 +2145,15 @@
               <w:spacing w:line="360" w:lineRule="auto" w:after="40"/>
               <w:jc w:val="center"/>
             </w:pPr>
-            <w:r/>
-            <w:r>
-              <w:rPr>
-                <w:rFonts w:ascii="Times New Roman" w:hAnsi="Times New Roman" w:eastAsia="Times New Roman"/>
+            <w:r>
+              <w:rPr>
+                <w:rFonts w:ascii="Times New Roman" w:hAnsi="Times New Roman" w:cs="Times New Roman"/>
+                <w:sz w:val="26"/>
+              </w:rPr>
+            </w:r>
+            <w:r>
+              <w:rPr>
+                <w:rFonts w:ascii="Times New Roman" w:hAnsi="Times New Roman" w:eastAsia="Times New Roman" w:cs="Times New Roman"/>
                 <w:b w:val="0"/>
                 <w:i w:val="0"/>
                 <w:sz w:val="26"/>
@@ -1680,7 +2167,7 @@
             </w:pPr>
             <w:r>
               <w:rPr>
-                <w:rFonts w:ascii="Times New Roman" w:hAnsi="Times New Roman" w:eastAsia="Times New Roman"/>
+                <w:rFonts w:ascii="Times New Roman" w:hAnsi="Times New Roman" w:eastAsia="Times New Roman" w:cs="Times New Roman"/>
                 <w:b w:val="0"/>
                 <w:i w:val="0"/>
                 <w:sz w:val="26"/>
@@ -1694,7 +2181,7 @@
             </w:pPr>
             <w:r>
               <w:rPr>
-                <w:rFonts w:ascii="Times New Roman" w:hAnsi="Times New Roman" w:eastAsia="Times New Roman"/>
+                <w:rFonts w:ascii="Times New Roman" w:hAnsi="Times New Roman" w:eastAsia="Times New Roman" w:cs="Times New Roman"/>
                 <w:b w:val="0"/>
                 <w:i w:val="0"/>
                 <w:sz w:val="26"/>
@@ -1708,7 +2195,7 @@
             </w:pPr>
             <w:r>
               <w:rPr>
-                <w:rFonts w:ascii="Times New Roman" w:hAnsi="Times New Roman" w:eastAsia="Times New Roman"/>
+                <w:rFonts w:ascii="Times New Roman" w:hAnsi="Times New Roman" w:eastAsia="Times New Roman" w:cs="Times New Roman"/>
                 <w:b w:val="0"/>
                 <w:i w:val="0"/>
                 <w:sz w:val="26"/>
@@ -1731,10 +2218,15 @@
               <w:spacing w:line="360" w:lineRule="auto" w:after="40"/>
               <w:jc w:val="center"/>
             </w:pPr>
-            <w:r/>
-            <w:r>
-              <w:rPr>
-                <w:rFonts w:ascii="Times New Roman" w:hAnsi="Times New Roman" w:eastAsia="Times New Roman"/>
+            <w:r>
+              <w:rPr>
+                <w:rFonts w:ascii="Times New Roman" w:hAnsi="Times New Roman" w:cs="Times New Roman"/>
+                <w:sz w:val="26"/>
+              </w:rPr>
+            </w:r>
+            <w:r>
+              <w:rPr>
+                <w:rFonts w:ascii="Times New Roman" w:hAnsi="Times New Roman" w:eastAsia="Times New Roman" w:cs="Times New Roman"/>
                 <w:b w:val="0"/>
                 <w:i w:val="0"/>
                 <w:sz w:val="26"/>
@@ -1748,7 +2240,7 @@
             </w:pPr>
             <w:r>
               <w:rPr>
-                <w:rFonts w:ascii="Times New Roman" w:hAnsi="Times New Roman" w:eastAsia="Times New Roman"/>
+                <w:rFonts w:ascii="Times New Roman" w:hAnsi="Times New Roman" w:eastAsia="Times New Roman" w:cs="Times New Roman"/>
                 <w:b w:val="0"/>
                 <w:i w:val="0"/>
                 <w:sz w:val="26"/>
@@ -1762,7 +2254,7 @@
             </w:pPr>
             <w:r>
               <w:rPr>
-                <w:rFonts w:ascii="Times New Roman" w:hAnsi="Times New Roman" w:eastAsia="Times New Roman"/>
+                <w:rFonts w:ascii="Times New Roman" w:hAnsi="Times New Roman" w:eastAsia="Times New Roman" w:cs="Times New Roman"/>
                 <w:b w:val="0"/>
                 <w:i w:val="0"/>
                 <w:sz w:val="26"/>
@@ -1776,7 +2268,7 @@
             </w:pPr>
             <w:r>
               <w:rPr>
-                <w:rFonts w:ascii="Times New Roman" w:hAnsi="Times New Roman" w:eastAsia="Times New Roman"/>
+                <w:rFonts w:ascii="Times New Roman" w:hAnsi="Times New Roman" w:eastAsia="Times New Roman" w:cs="Times New Roman"/>
                 <w:b w:val="0"/>
                 <w:i w:val="0"/>
                 <w:sz w:val="26"/>
@@ -1805,10 +2297,15 @@
               <w:spacing w:line="360" w:lineRule="auto" w:after="40"/>
               <w:jc w:val="center"/>
             </w:pPr>
-            <w:r/>
-            <w:r>
-              <w:rPr>
-                <w:rFonts w:ascii="Times New Roman" w:hAnsi="Times New Roman" w:eastAsia="Times New Roman"/>
+            <w:r>
+              <w:rPr>
+                <w:rFonts w:ascii="Times New Roman" w:hAnsi="Times New Roman" w:cs="Times New Roman"/>
+                <w:sz w:val="26"/>
+              </w:rPr>
+            </w:r>
+            <w:r>
+              <w:rPr>
+                <w:rFonts w:ascii="Times New Roman" w:hAnsi="Times New Roman" w:eastAsia="Times New Roman" w:cs="Times New Roman"/>
                 <w:b/>
                 <w:i w:val="0"/>
                 <w:sz w:val="26"/>
@@ -1822,7 +2319,7 @@
             </w:pPr>
             <w:r>
               <w:rPr>
-                <w:rFonts w:ascii="Times New Roman" w:hAnsi="Times New Roman" w:eastAsia="Times New Roman"/>
+                <w:rFonts w:ascii="Times New Roman" w:hAnsi="Times New Roman" w:eastAsia="Times New Roman" w:cs="Times New Roman"/>
                 <w:b/>
                 <w:i w:val="0"/>
                 <w:sz w:val="26"/>
@@ -1836,7 +2333,7 @@
             </w:pPr>
             <w:r>
               <w:rPr>
-                <w:rFonts w:ascii="Times New Roman" w:hAnsi="Times New Roman" w:eastAsia="Times New Roman"/>
+                <w:rFonts w:ascii="Times New Roman" w:hAnsi="Times New Roman" w:eastAsia="Times New Roman" w:cs="Times New Roman"/>
                 <w:b/>
                 <w:i w:val="0"/>
                 <w:sz w:val="26"/>
@@ -1850,7 +2347,7 @@
             </w:pPr>
             <w:r>
               <w:rPr>
-                <w:rFonts w:ascii="Times New Roman" w:hAnsi="Times New Roman" w:eastAsia="Times New Roman"/>
+                <w:rFonts w:ascii="Times New Roman" w:hAnsi="Times New Roman" w:eastAsia="Times New Roman" w:cs="Times New Roman"/>
                 <w:b/>
                 <w:i w:val="0"/>
                 <w:sz w:val="26"/>

--- a/KHBD_Tin_học/Lớp_4/Tuần_08/KHBD_Tin_hoc_Lớp_4_Tiet07_Bai_4_Tim_kiem_thong_tin_tren_Internet_Tiet_1.docx
+++ b/KHBD_Tin_học/Lớp_4/Tuần_08/KHBD_Tin_hoc_Lớp_4_Tiet07_Bai_4_Tim_kiem_thong_tin_tren_Internet_Tiet_1.docx
@@ -436,18 +436,29 @@
     </w:p>
     <w:p>
       <w:pPr>
-        <w:spacing w:line="319" w:lineRule="auto" w:after="60" w:before="0"/>
-        <w:ind w:firstLine="0" w:left="850"/>
+        <w:spacing w:line="276" w:lineRule="auto" w:after="0" w:before="0"/>
+        <w:ind w:left="850" w:firstLine="0"/>
         <w:jc w:val="both"/>
       </w:pPr>
       <w:r>
         <w:rPr>
-          <w:rFonts w:ascii="Times New Roman" w:hAnsi="Times New Roman" w:eastAsia="Times New Roman" w:cs="Times New Roman"/>
-          <w:b w:val="0"/>
-          <w:i w:val="0"/>
+          <w:rFonts w:ascii="Times New Roman" w:hAnsi="Times New Roman" w:cs="Times New Roman"/>
           <w:sz w:val="26"/>
         </w:rPr>
-        <w:t>- Miền V. Giải quyết vấn đề (thành tố 5.3. Sử dụng sáng tạo công nghệ số – Bậc 2): Sử dụng công cụ số để giải quyết vấn đề đơn giản trong bài học. (Đạt được thông qua Hoạt động 2, Hoạt động 3)</w:t>
+        <w:t>- 1.1.CB2b: Tìm được dữ liệu, thông tin và nội dung thông qua tìm kiếm đơn giản trong môi trường số. (Duyệt, tìm kiếm và thu thập dữ liệu, thông tin hiệu quả trên môi trường mạng). (Đạt được thông qua Hoạt động 2)</w:t>
+      </w:r>
+    </w:p>
+    <w:p>
+      <w:pPr>
+        <w:spacing w:after="0" w:line="276" w:lineRule="auto"/>
+        <w:ind w:left="850" w:firstLine="0"/>
+      </w:pPr>
+      <w:r>
+        <w:rPr>
+          <w:rFonts w:ascii="Times New Roman" w:hAnsi="Times New Roman" w:cs="Times New Roman"/>
+          <w:sz w:val="26"/>
+        </w:rPr>
+        <w:t>- 1.2.CB2a: Phát hiện được độ tin cậy và độ chính xác của các nguồn chung của dữ liệu, thông tin và nội dung số. (Đánh giá độ tin cậy và chọn lọc thông tin chính xác từ các nguồn số). (Đạt được thông qua Hoạt động 3, Hoạt động 4)</w:t>
       </w:r>
     </w:p>
     <w:p>
